--- a/example_articles/states/Virginia/1.states_Virginia_New_York_Times.docx
+++ b/example_articles/states/Virginia/1.states_Virginia_New_York_Times.docx
@@ -29,17 +29,17 @@
     </w:p>
     <w:p>
       <w:r>
-        <w:t>Source File: NYT/52.DOCX</w:t>
+        <w:t>Source file: NYT/52.DOCX</w:t>
       </w:r>
     </w:p>
     <w:p>
       <w:r>
-        <w:t>Raw locations result: ['Virginia']</w:t>
+        <w:t>Raw locations result, 'locations': ['Virginia']</w:t>
       </w:r>
     </w:p>
     <w:p>
       <w:r>
-        <w:t>states_stand_flat (Standardized): Virginia</w:t>
+        <w:t>Standardized locations result, 'states_stand_flat': Virginia</w:t>
       </w:r>
     </w:p>
     <w:p>

--- a/example_articles/states/Virginia/1.states_Virginia_New_York_Times.docx
+++ b/example_articles/states/Virginia/1.states_Virginia_New_York_Times.docx
@@ -7,9 +7,7 @@
         <w:pStyle w:val="Heading1"/>
       </w:pPr>
       <w:r>
-        <w:t>Profile/Mitchell E. Kertzman;</w:t>
-        <w:br/>
-        <w:t>A Company Founder Who Bet His Ranch</w:t>
+        <w:t>A Little Journal for Nearly Every Literary Voice</w:t>
       </w:r>
     </w:p>
     <w:p>
@@ -19,17 +17,17 @@
     </w:p>
     <w:p>
       <w:r>
-        <w:t>Date: 1993-04-04</w:t>
+        <w:t>Date: 2004-12-27</w:t>
       </w:r>
     </w:p>
     <w:p>
       <w:r>
-        <w:t>Section: Section 3;; Section 3; Page 10; Column 1; Financial Desk; Column 1;; Biography</w:t>
+        <w:t>Section: Section E; Column 2; The Arts/Cultural Desk; Pg. 1</w:t>
       </w:r>
     </w:p>
     <w:p>
       <w:r>
-        <w:t>Source file: NYT/52.DOCX</w:t>
+        <w:t>Source file: NYT/31.DOCX</w:t>
       </w:r>
     </w:p>
     <w:p>
@@ -51,73 +49,55 @@
     </w:p>
     <w:p>
       <w:r>
-        <w:t>IN 1988, after nearly 15 years in business, Mitchell E. Kertzman came to a conclusion that strikes fear into the hearts of many small-business people. His company was going nowhere fast in a rapidly changing industry. While the manufacturing software company, with $18 million in sales, was still marginally profitable, it was a small player in a large market, and Mr. Kertzman saw no way to gain market share without making some dramatic moves.</w:t>
+        <w:t xml:space="preserve">When The Threepenny Review celebrated its 100th issue and 25th year recently, the literary quarterly received headlines for that milestone and gave itself a big party. After all, 25 years is old for a literary magazine with 9,000 subscribers, a $200,000 annual budget and no big-money patrons or university support. </w:t>
         <w:br/>
-        <w:t>Unlike many executives, who would be frozen with uncertainty and doubt, Mr. Kertzman decided to bet his company on a new and untested technology -- to "either succeed or go down in flames," as he puts it. He hired a software designer, David Litwack, with an idea for a new software tool for the corporate computing market. Huddled with six programmers in a single room near the company kitchen, Mr. Litwack set to work creating the new product, called Powerbuilder.</w:t>
+        <w:t xml:space="preserve"> But here's the surprise: while Threepenny represents the triumph of the bookish little guy in the age of publishing giants and gossip magazines, it is a behemoth in a landscape crowded with 1,000 literary magazines. That is more than at any time in history. Most of the magazines are geared toward specific audiences, with average readerships of 2,000 and annual budgets $10under,000. </w:t>
         <w:br/>
-        <w:t>Over the next three years Mr. Kertzman struggled to appease his other employees, who viewed the new development team as a drain on valuable resources, and searched for venture financing to keep the company, Computer Solutions, afloat.</w:t>
+        <w:t xml:space="preserve"> Examples of the small and the struggling include Quick Fiction, which publishes stories under 500 words and was founded in 2001 by two recent college graduates in the Boston area. It has a print run of 900, an annual budget of less than $6,000 and an unpaid staff of student interns.</w:t>
         <w:br/>
-        <w:t>Mr. Kertzman's gamble has paid off handsomely. Powerbuilder sales have jumped from $50,000 to $22 million in just 18 months. And Mr. Kertzman's company, renamed Powersoft and based in Burlington, a suburb northwest of Boston, rocked Wall Street in February with one of the most successful initial public offerings of the last year, nearly doubling its opening $20 per share price the first day to close at $38.25. (The stock, which trades on Nasdaq, closed at $29.50 on Friday.)</w:t>
+        <w:t xml:space="preserve"> Or Blue Collar Review: Journal of Progressive Working Class Literature, a quarterly of mostly poetry from Norfolk, Va. (founded by a poet who works as a hospital coordinator), that aspires to give to voice to working-class values, all on an annual budget of about $5,500 and a print run of 600.</w:t>
         <w:br/>
-        <w:t>Reminiscent of Silicon Valley offerings that characterized the 1980's, Powersoft's debut has made the witty and ebullient Mr. Kertzman, 44 years old, a multimillionaire while enriching the venture capitalists who own much of the company's equity. Forty of the company's 170 employees also became paper millionaires, Mr. Litwack said.</w:t>
+        <w:t xml:space="preserve"> ''There are more literary magazines out there than ever, and it's an important part of the literary world's unsung heroes,'' said Jeffrey Lependorf, executive director of the Council of Literary Magazines and Presses, founded to help literary magazines compete in the marketplace. ''If you're interested in experimental poetry there's a journal for you. If you're interested in Southern culture, there's a magazine for you.''</w:t>
         <w:br/>
-        <w:t>"It was clear we were not turning into a big winner," Mr. Kertzman said. "So I went to my board of directors, who were mostly venture capitalists, and said, 'I want to bet the company, go deeply into the red for two years and build this tool.' They gave me the green light, which was unusual for venture capitalists."</w:t>
+        <w:t xml:space="preserve"> The council's Web site (www.clmp.org) lists more than 400 literary-magazine titles, with categories including everything from ''African-American'' to ''Youth.'' They have tantalizing names like Alligator Juniper (from Prescott College in Arizona) and Blithe House Quarterly (an Internet site based in Chicago for fiction by gay, lesbian, bisexual and transgender authors). </w:t>
         <w:br/>
-        <w:t>Since the successful offering, Mr. Kertzman said, he takes time at every meeting to beg employees not to watch the stock price and to concentrate on keeping the company moving forward. As for himself, he said, "if anyone sees any sign of me becoming arrogant, I've issued orders to shoot me immediately."</w:t>
+        <w:t xml:space="preserve"> The magazines come from all 50 states and the District of Columbia, but are clustered on the East and West Coasts or in Chicago. Most are supported by a university; many get by with private donations, subscriptions and grants. Many publish an issue or two and then die, but about 500 magazines have longer track records, Mr. Lependorf said. They range from tabloids to glossy books. </w:t>
         <w:br/>
-        <w:t>Indeed, Mr. Kertzman's company is by no means in the clear. Competitors like Umang Gupta, founder and chairman of the Gupta Corporation in Menlo Park, Calif., note that Powersoft is a one-product company in a market with "a very low barrier to entry." He said he expected tough competitors like Microsoft and Sybase to enter the market and give Powersoft a run for its money.</w:t>
+        <w:t xml:space="preserve"> Ask the editors who their readers are and the answers include professionals, academics, aspiring writers, retirees, prisoners. Some magazines pay a modest amount for pieces, but many do not. For almost everyone, it is a labor of love.</w:t>
         <w:br/>
-        <w:t>Mr. Kertzman began his career a long way from software. After dropping out of Brandeis University in 1968, he pursued a career in radio, but was fired after just four months as a Boston disk jockey. Desperate for a job, he got hooked on computer programming and in 1974 started his company as a one-man contract programming shop. Most of his clients were in manufacturing, and by the early 1980's he had decided to shift from programming to selling a software product that helps manufacturers control inventories, allocate resources and complete many other tasks.</w:t>
+        <w:t xml:space="preserve"> ''We needed something to make our lives worthwhile; we needed a creative outlet,'' said Adam Pieroni, 25, who puts out Quick Fiction with his fiancee, Jennifer Cande, 26. He works as a copy editor at a legal publisher and she is a publications coordinator at a health-care advocacy group. Both are writers. </w:t>
         <w:br/>
-        <w:t>He remembers his struggle -- he was on food stamps when he started in computers. Even after the Computer Solutions software business was up and running, he took $30,000 in salary and plowed the rest of the profit back into the business.</w:t>
+        <w:t xml:space="preserve"> Their magazine, Mr. Pieroni said, is a way to have ''a conversation going on about what is prose, what is fiction, what is prose-poetry.'' Mostly through their Web site (quickfiction.org), direct mailings (printed from home) and word of mouth, submissions pour in from academics, prisoners, grandmothers, high school students and people in creative writing programs, he said. Contributors are paid with free magazines. To commemorate their April marriage, Mr. Pieroni said, they are compiling a wedding-stories edition. </w:t>
         <w:br/>
-        <w:t>But after realizing that his manufacturing software business was not the ticket, Mr. Kertzman invested his faith and money in Mr. Litwack, who hadn't been able to persuade venture capitalists to finance his idea.</w:t>
+        <w:t xml:space="preserve"> Magazines like Quick Fiction are multiplying because desktop-publishing technology has made printing cheaper and easier than ever, the Internet helps get the word out (some magazines are online only), and the spread of university writing programs in the last 20 years has created a flock of university-sponsored literary magazines. The little guys serve as farm teams for big publishers. </w:t>
         <w:br/>
-        <w:t>Mr. Kertzman shared Mr. Litwack's vision: a tool that would make it easy for programmers to write complex software that could be run on networks of personal computers hooked to powerful work stations called servers.</w:t>
+        <w:t xml:space="preserve"> ''Many of us read a range of literary publications, from the elite to the obscure, in hope of finding the next great quirky American voice,'' said Jonathan Karp, senior vice president and editor in chief of Random House. ''I think the proliferation of literary magazines parallels the fragmentation of culture at large.</w:t>
         <w:br/>
-        <w:t>For two decades, business software -- for order processing, inventory controls, accounts receivable and the like -- has been run on large, expensive mainframe computers.  Powerbuilder provides guidelines to help programmers accustomed to writing software for mainframes write the same type of program for networks of less-expensive personal computers running Microsoft Windows.  For example, programmers at American Airlines have used Powerbuilder to write programs that enable their pilots to schedule training sessions on flight simulators.</w:t>
+        <w:t xml:space="preserve"> ''There are more independent films, TV networks, radio stations, and even book publishers than ever before, thanks to technological advances in production and distribution.'' </w:t>
         <w:br/>
-        <w:t>Mr. Litwack and his team got to work.  "The summer of 1990 was a very bad time," he recalled. "We were an isolated group and if not for Mitchell, we'd have been out of there."</w:t>
+        <w:t xml:space="preserve"> Some in publishing said that the magazine scene had exploded simply because the marketplace is tighter. </w:t>
         <w:br/>
-        <w:t>Mr. Kertzman not only poured $3 million into Mr. Litwack's project, he began to see that Powerbuilder could bring tremendous growth and render his current manufacturing software expendable.</w:t>
+        <w:t xml:space="preserve"> ''I think it's hard for young writers to get heard and the Internet demands that everyone wants to be heard in a personal way,'' said Robert Weil, the executive editor of W.W. Norton. ''Fiction is in tough shape in America right now. There's a huge chasm between commercial fiction and serious literature. We'll depend on these magazines to grow the talented young writers.''</w:t>
         <w:br/>
-        <w:t>The venture capital community balked at investing in a company with two agendas. Powerbuilder, introduced in June 1991, was becoming a clear winner. So Mr. Kertzman made the difficult decision to sell his original business, to a group of former employees. He got $2.5 million in new venture financing from the Boston firm Burr, Egan, Deleage &amp; Company, and changed the company's name to Powersoft.</w:t>
+        <w:t xml:space="preserve"> Wendy Lesser, editor of The Threepenny Review, said: ''We benefit in some ways from the crassness of the culture. The Tina Brown years at The New Yorker were golden years for us. She commissioned all these pieces and she'd get them and they were too literary for The New Yorker.''</w:t>
         <w:br/>
-        <w:t>WHAT impresses virtually everyone who knows the genesis of Powersoft's success is Mr. Kertzman's fortitude in deciding to leave the business he had built from scratch and bet everything on one unproven product.</w:t>
+        <w:t xml:space="preserve"> Much new poetry and many new essays and short stories would not see the light of day without the magazines, many in publishing say. That is true even though history shows that literary magazines like Poetry (founded in 1912 and still in existence) have been the first avenues for most of major writers of the last century, from T.S. Eliot to William Faulkner to Erica Jong. </w:t>
         <w:br/>
-        <w:t>"What you have to understand is that Mitchell was giving up on 15 years of work, letting go of an $18 million, profitable company and laying off 60 people, many of whom had been with him for 10 years," said Jonathan Flint, a senior partner at Burr, Egan, Deleage. "He was saying, 'Do I give up on my first child and send him off to adoption and send the adopted kid to college?' Not every entrepreneur would have had the guts to do that."</w:t>
+        <w:t xml:space="preserve"> ''It's real rewarding; it's built this community of poets around the country,'' said Al Markowitz, 49, who founded Blue Collar Review in 1997. Mr. Markowitz said that he started the magazine to counter what he saw as the elitism of most literary magazines and to serve as a progressive political voice. </w:t>
         <w:br/>
-        <w:t>Analysts are most impressed with how Mr. Kertzman managed to develop and market the new product while transforming his entire company -- and without missing a beat.</w:t>
+        <w:t xml:space="preserve"> The nonprofit magazine is circulated widely enough to have attracted $200 from Michael Moore, he said, as well as poems from Marge Piercy and Amiri Baraka. Contributors, though, are more likely to be house painters who write poetry, and they are paid with copies of the magazine. One poem in the Summer 2004 issue is titled ''How to Lose a Democracy.'' ''This is not necessarily about work, but life from the perspective of people who work for a living, people who have bosses and bills,'' said Mr. Markowitz, who puts the magazine together with printing equipment in his basement and says he desperately needs money to keep going. </w:t>
         <w:br/>
-        <w:t>Since its introduction in 1991, Powersoft has sold more than 8,000 copies of Powerbuilder to more than 2,500 customers, including American Airlines and 3M, at an average price of $3,395. This month an enhanced version will hit the market and those who have had a sneak preview say it is impressive.</w:t>
+        <w:t xml:space="preserve"> In New York Charles Flowers, 39, began Bloom in February (with a third issue scheduled for February 2005) to challenge the stereotype that gay and lesbian publishing is mostly erotic. The contributors to its fiction, art and poetry are gay, he explained, but its editorial policy states that subject matter need not be explicitly homosexual.</w:t>
         <w:br/>
-        <w:t>For Mr. Kertzman, Powersoft's public offering raised his net worth to $20 million. He says the money is most important for the financial security it provides his wife, Julie, a marketing specialist at Hewlett-Packard, and their two young daughters, who have become the focal point of his life. He did, however, buy an impressive home in the tony Boston suburb of Weston and a top-of-the-line Mercedes sports coupe. He and his wife also bought 220 acres in Montana that had been in her family.</w:t>
+        <w:t xml:space="preserve"> That tri-quarterly bound book has about 275 subscribers, Mr. Flowers said, and an e-mail list of about 300 people. It costs him about $7,000 to print each issue, and he said he raised all the money himself for the first issue, which included two poems by Adrienne Rich. (He pays $25 a poem and $50 to $100 for a story.)</w:t>
         <w:br/>
-        <w:t>Mr. Kertzman, who grew up in the working-class Boston neighborhood of Brighton, credits his mother for instilling in him his entrepreneurial spirit, though they were constantly at odds during his adolescence.</w:t>
+        <w:t xml:space="preserve"> ''I figured if people can make independent films on a credit card, I can charge a literary magazine on a credit card,'' said Mr. Flowers, who has worked as an editorial assistant at Scribner and at Anchor/Doubleday. Now an associate editor at the Academy of American Poets, he noted that at least two of his colleagues there have also started literary magazines. </w:t>
         <w:br/>
-        <w:t>But Miriam Kertzman was also her son's biggest supporter. "She thought I could walk on water," he said. In 1971, she initiated American industry's first corporate day-care center, for the Stride Rite Corporation, and ran it until she died seven years ago.</w:t>
+        <w:t xml:space="preserve"> ''I know the N.E.A. came out with the 'reading at risk' report,'' he said, referring to the National Education Association, ''but there's a huge audience for readers, from the book clubs to Oprah. It's more diverse, too: you have Asian writers, you have gay writers, you have experimental writers. It's a very vibrant scene.''</w:t>
         <w:br/>
-        <w:t>"She was a remarkable woman," Mr. Kertzman said, pointing to a photograph on his office wall of his mother laughing with several Stride Rite children. "My one great regret is that she didn't live to see my success."</w:t>
         <w:br/>
-        <w:t xml:space="preserve"> </w:t>
         <w:br/>
-        <w:t xml:space="preserve"> </w:t>
-        <w:br/>
-        <w:t xml:space="preserve"> </w:t>
-        <w:br/>
-        <w:t>A CHANGE OF PACE FROM THE NERDS</w:t>
-        <w:br/>
-        <w:t xml:space="preserve"> MITCHELL KERTZMAN is more than the software industry's latest cult hero, at least in Massachusetts political and business circles.</w:t>
-        <w:br/>
-        <w:t>He was an adviser to Paul E. Tsongas when Mr. Tsongas mounted his 1992 Presidential campaign; indeed, when Mr. Tsongas announced his candidacy in April 1991, he chose Mr. Kertzman to introduce him. Mr. Kertzman has also lobbied in Washington for changes in capital-gains taxing to benefit small businesses, and he has championed the fight against what he considered a draconian tax-rollback initiative that came to a vote in Massachusetts (he was victorious).</w:t>
-        <w:br/>
-        <w:t>"One thing you seldom find in business are people who are truly multidimensional, people like Felix Rohatyn, who can live comfortably in a number of worlds," Mr. Tsongas said. "Mitchell is from that same basic mold." Had he been elected, Mr. Tsongas said, he would have offered Mr. Kertzman a key position.</w:t>
-        <w:br/>
-        <w:t>Mr. Kertzman said he loves backroom politics and calls himself "socially liberal, fiscally conservative." But he said he'd never run for public office; he's having too much fun in the software business.</w:t>
-        <w:br/>
-        <w:t>His intellect, political savvy and sense of humor give him invaluable panache in an industry with a dearth of color. At a jam session at a recent industry gathering, none other than Mr. Kertzman was at the mike, booming a passable rendition of "Wild Thing."</w:t>
-        <w:br/>
-        <w:t>"In this day in business, you have got to be a cover boy, an evangelist, extremely charismatic, and he's got it," said George Colony, a consultant with Forrester Research in Cambridge, Mass. "In the software business, knee-deep in nerds, he's one in a thousand. He has great presence, he has a vision and he can sell it."</w:t>
+        <w:t>http://www.nytimes.com</w:t>
         <w:br/>
         <w:br/>
         <w:t>Graphic</w:t>
@@ -125,7 +105,7 @@
         <w:br/>
         <w:t xml:space="preserve"> </w:t>
         <w:br/>
-        <w:t>Photos: Mitchell Kertzman of Powersoft said his business strategy was to "either succeed or go down in flames."; Mitchell Kertzman says success has brought security to his family: his wife, Julie, Abigail, left, and Meredith. (Photographs by Joe Wrinn for The New York Times )</w:t>
+        <w:t>Photo: Wendy Lesser, editor of the enduring Threepenny Review. (Photo by Sara Krulwich/The New York Times)</w:t>
       </w:r>
     </w:p>
     <w:sectPr>

--- a/example_articles/states/Virginia/1.states_Virginia_New_York_Times.docx
+++ b/example_articles/states/Virginia/1.states_Virginia_New_York_Times.docx
@@ -7,7 +7,7 @@
         <w:pStyle w:val="Heading1"/>
       </w:pPr>
       <w:r>
-        <w:t>A Little Journal for Nearly Every Literary Voice</w:t>
+        <w:t>As Voting Pattern Emerges, So Does Need to Break It</w:t>
       </w:r>
     </w:p>
     <w:p>
@@ -17,17 +17,17 @@
     </w:p>
     <w:p>
       <w:r>
-        <w:t>Date: 2004-12-27</w:t>
+        <w:t>Date: 2008-02-11</w:t>
       </w:r>
     </w:p>
     <w:p>
       <w:r>
-        <w:t>Section: Section E; Column 2; The Arts/Cultural Desk; Pg. 1</w:t>
+        <w:t>Section: Section A; Column 0; National Desk; Pg. 16; THE CAUCUS</w:t>
       </w:r>
     </w:p>
     <w:p>
       <w:r>
-        <w:t>Source file: NYT/31.DOCX</w:t>
+        <w:t>Source file: NYT/34.DOCX</w:t>
       </w:r>
     </w:p>
     <w:p>
@@ -49,52 +49,47 @@
     </w:p>
     <w:p>
       <w:r>
-        <w:t xml:space="preserve">When The Threepenny Review celebrated its 100th issue and 25th year recently, the literary quarterly received headlines for that milestone and gave itself a big party. After all, 25 years is old for a literary magazine with 9,000 subscribers, a $200,000 annual budget and no big-money patrons or university support. </w:t>
+        <w:t>Senator Barack Obama scored impressive weekend victories over Senator Hillary Rodham Clinton in several Democratic presidential nomination contests. He is well positioned for this week's voting in Maryland, Virginia and the District of Columbia. But neither candidate has achieved what is most important for deciding their battle. That is breaking the pattern of voter preferences that has structured their competition so far.</w:t>
         <w:br/>
-        <w:t xml:space="preserve"> But here's the surprise: while Threepenny represents the triumph of the bookish little guy in the age of publishing giants and gossip magazines, it is a behemoth in a landscape crowded with 1,000 literary magazines. That is more than at any time in history. Most of the magazines are geared toward specific audiences, with average readerships of 2,000 and annual budgets $10under,000. </w:t>
+        <w:t xml:space="preserve">  That pattern -- driven by demographics and electoral mechanics -- has proven more powerful than momentum or the candidates' policy messages. In the quest for delegates over the next three months, they will be wrestling the pattern as much as each other.</w:t>
         <w:br/>
-        <w:t xml:space="preserve"> Examples of the small and the struggling include Quick Fiction, which publishes stories under 500 words and was founded in 2001 by two recent college graduates in the Boston area. It has a print run of 900, an annual budget of less than $6,000 and an unpaid staff of student interns.</w:t>
+        <w:t xml:space="preserve">  The pattern stems in part from what is sometimes called identity politics -- not surprising in a race with two history-making candidates.</w:t>
         <w:br/>
-        <w:t xml:space="preserve"> Or Blue Collar Review: Journal of Progressive Working Class Literature, a quarterly of mostly poetry from Norfolk, Va. (founded by a poet who works as a hospital coordinator), that aspires to give to voice to working-class values, all on an annual budget of about $5,500 and a print run of 600.</w:t>
+        <w:t xml:space="preserve">  Mrs. Clinton, of New York, who would be the first woman to be president, has dominated among women; according to exit polls, they have consistently constituted 55 percent or more of the Democratic electorate. Mr. Obama, of Illinois, who would be the first black president, has dominated among blacks by even more lopsided margins. </w:t>
         <w:br/>
-        <w:t xml:space="preserve"> ''There are more literary magazines out there than ever, and it's an important part of the literary world's unsung heroes,'' said Jeffrey Lependorf, executive director of the Council of Literary Magazines and Presses, founded to help literary magazines compete in the marketplace. ''If you're interested in experimental poetry there's a journal for you. If you're interested in Southern culture, there's a magazine for you.''</w:t>
+        <w:t xml:space="preserve">  But with the exception of a few states like South Carolina and Georgia, where blacks represented a majority and Mr. Obama won, they have represented a far smaller share of the vote.</w:t>
         <w:br/>
-        <w:t xml:space="preserve"> The council's Web site (www.clmp.org) lists more than 400 literary-magazine titles, with categories including everything from ''African-American'' to ''Youth.'' They have tantalizing names like Alligator Juniper (from Prescott College in Arizona) and Blithe House Quarterly (an Internet site based in Chicago for fiction by gay, lesbian, bisexual and transgender authors). </w:t>
+        <w:t xml:space="preserve">  Mrs. Clinton, drawing on memories of prosperity during her husband's presidency, has held steady advantages among Hispanics, older voters and blue-collar whites. Mr. Obama's inspirational ''Yes We Can'' message has produced an edge among young people, independents, college graduates and higher-income Democrats.</w:t>
         <w:br/>
-        <w:t xml:space="preserve"> The magazines come from all 50 states and the District of Columbia, but are clustered on the East and West Coasts or in Chicago. Most are supported by a university; many get by with private donations, subscriptions and grants. Many publish an issue or two and then die, but about 500 magazines have longer track records, Mr. Lependorf said. They range from tabloids to glossy books. </w:t>
+        <w:t xml:space="preserve">  Those disparate collections can to some degree be distinguished using labels -- Mrs. Clinton's as more moderate, Mr. Obama's as more liberal. But ''the ideological differences clearly seem to be driven by demographics,'' said Geoff Garin, a Democratic pollster.</w:t>
         <w:br/>
-        <w:t xml:space="preserve"> Ask the editors who their readers are and the answers include professionals, academics, aspiring writers, retirees, prisoners. Some magazines pay a modest amount for pieces, but many do not. For almost everyone, it is a labor of love.</w:t>
+        <w:t xml:space="preserve">  Those differences have helped define another important element. </w:t>
         <w:br/>
-        <w:t xml:space="preserve"> ''We needed something to make our lives worthwhile; we needed a creative outlet,'' said Adam Pieroni, 25, who puts out Quick Fiction with his fiancee, Jennifer Cande, 26. He works as a copy editor at a legal publisher and she is a publications coordinator at a health-care advocacy group. Both are writers. </w:t>
+        <w:t xml:space="preserve">  While Mrs. Clinton has performed best in primaries, like New Hampshire and California, Mr. Obama has excelled in caucuses that turn on organizational prowess, from the kickoff event in Iowa to the Washington and Nebraska contests over the weekend.</w:t>
         <w:br/>
-        <w:t xml:space="preserve"> Their magazine, Mr. Pieroni said, is a way to have ''a conversation going on about what is prose, what is fiction, what is prose-poetry.'' Mostly through their Web site (quickfiction.org), direct mailings (printed from home) and word of mouth, submissions pour in from academics, prisoners, grandmothers, high school students and people in creative writing programs, he said. Contributors are paid with free magazines. To commemorate their April marriage, Mr. Pieroni said, they are compiling a wedding-stories edition. </w:t>
+        <w:t xml:space="preserve">  That is partly because Mr. Obama invested more heavily in grass-roots organization in his bid to overcome Mrs. Clinton's establishment advantages. Moreover, the time and information required for caucus participation attract demographic elites drawn to the Illinois senator in the first place -- his ''Starbucks Democrats,'' rather than Mrs. Clinton's ''Dunkin' Donuts Democrats,'' as Chris Lehane, a former aide to Al Gore, puts it.</w:t>
         <w:br/>
-        <w:t xml:space="preserve"> Magazines like Quick Fiction are multiplying because desktop-publishing technology has made printing cheaper and easier than ever, the Internet helps get the word out (some magazines are online only), and the spread of university writing programs in the last 20 years has created a flock of university-sponsored literary magazines. The little guys serve as farm teams for big publishers. </w:t>
+        <w:t xml:space="preserve">  Thus it is easy to project coming areas of strength for each candidate. </w:t>
         <w:br/>
-        <w:t xml:space="preserve"> ''Many of us read a range of literary publications, from the elite to the obscure, in hope of finding the next great quirky American voice,'' said Jonathan Karp, senior vice president and editor in chief of Random House. ''I think the proliferation of literary magazines parallels the fragmentation of culture at large.</w:t>
+        <w:t xml:space="preserve">  On Tuesday, Mr. Obama can expect to dominate in heavily black Washington, D.C., and he's favored in Maryland, which has an above-average proportion of both blacks and college graduates. </w:t>
         <w:br/>
-        <w:t xml:space="preserve"> ''There are more independent films, TV networks, radio stations, and even book publishers than ever before, thanks to technological advances in production and distribution.'' </w:t>
+        <w:t xml:space="preserve">  Mrs. Clinton has a better chance in Virginia, where working class Nascar fans remain an important constituency.</w:t>
         <w:br/>
-        <w:t xml:space="preserve"> Some in publishing said that the magazine scene had exploded simply because the marketplace is tighter. </w:t>
+        <w:t xml:space="preserve">  On Feb. 19, Mr. Obama will be favored in Hawaii, because he grew up there and because it is a caucus state. Mrs. Clinton has a better shot in Wisconsin, where the black vote is relatively small and the blue-collar vote relatively large.</w:t>
         <w:br/>
-        <w:t xml:space="preserve"> ''I think it's hard for young writers to get heard and the Internet demands that everyone wants to be heard in a personal way,'' said Robert Weil, the executive editor of W.W. Norton. ''Fiction is in tough shape in America right now. There's a huge chasm between commercial fiction and serious literature. We'll depend on these magazines to grow the talented young writers.''</w:t>
+        <w:t xml:space="preserve">  But Mrs. Clinton's most promising venues lie in the big March 4 primaries. One is Ohio, an emblem of Midwest economic change; the other is Texas, where Hispanics represent a dominant force.</w:t>
         <w:br/>
-        <w:t xml:space="preserve"> Wendy Lesser, editor of The Threepenny Review, said: ''We benefit in some ways from the crassness of the culture. The Tina Brown years at The New Yorker were golden years for us. She commissioned all these pieces and she'd get them and they were too literary for The New Yorker.''</w:t>
+        <w:t xml:space="preserve">  Mr. Obama may somewhat offset her strengths with more money for advertising and rules in both states that allow independents to vote. Independents may not vote, however, in Pennsylvania's April 22 primary -- another Clinton target.</w:t>
         <w:br/>
-        <w:t xml:space="preserve"> Much new poetry and many new essays and short stories would not see the light of day without the magazines, many in publishing say. That is true even though history shows that literary magazines like Poetry (founded in 1912 and still in existence) have been the first avenues for most of major writers of the last century, from T.S. Eliot to William Faulkner to Erica Jong. </w:t>
+        <w:t xml:space="preserve">  Either candidate, however, may yet forge a new pattern. </w:t>
         <w:br/>
-        <w:t xml:space="preserve"> ''It's real rewarding; it's built this community of poets around the country,'' said Al Markowitz, 49, who founded Blue Collar Review in 1997. Mr. Markowitz said that he started the magazine to counter what he saw as the elitism of most literary magazines and to serve as a progressive political voice. </w:t>
+        <w:t xml:space="preserve">  ''Barack has to drive an economic message that connects with the individual hopes and fears of voters,'' said Carter Eskew, a Democratic strategist. Mrs. Clinton aimed a dose of inspiration at upscale voters with her lyrical remarks the night of the Feb. 5 primaries -- and has quieted the attacks by former President Bill Clinton that so offended Democratic elites.</w:t>
         <w:br/>
-        <w:t xml:space="preserve"> The nonprofit magazine is circulated widely enough to have attracted $200 from Michael Moore, he said, as well as poems from Marge Piercy and Amiri Baraka. Contributors, though, are more likely to be house painters who write poetry, and they are paid with copies of the magazine. One poem in the Summer 2004 issue is titled ''How to Lose a Democracy.'' ''This is not necessarily about work, but life from the perspective of people who work for a living, people who have bosses and bills,'' said Mr. Markowitz, who puts the magazine together with printing equipment in his basement and says he desperately needs money to keep going. </w:t>
+        <w:t xml:space="preserve">  One factor muted thus far could also change the pattern: momentum. Tad Devine, a top aide for candidates from Walter Mondale to John Kerry, calls this slower-paced part of the Democratic race Stage 4. The first stage was 2007 fund-raising; the second was the kickoff contests in Iowa, New Hampshire, Nevada and South Carolina; the third was the 22-state contest on Feb. 5.</w:t>
         <w:br/>
-        <w:t xml:space="preserve"> In New York Charles Flowers, 39, began Bloom in February (with a third issue scheduled for February 2005) to challenge the stereotype that gay and lesbian publishing is mostly erotic. The contributors to its fiction, art and poetry are gay, he explained, but its editorial policy states that subject matter need not be explicitly homosexual.</w:t>
+        <w:t xml:space="preserve">  The front-loaded calendar jammed the first three phases so closely together as to blunt momentum from one state to the next. But ''momentum can be the driving force in this stage,'' Mr. Devine said, since voters have more time to absorb who is moving ahead and who is lagging. </w:t>
         <w:br/>
-        <w:t xml:space="preserve"> That tri-quarterly bound book has about 275 subscribers, Mr. Flowers said, and an e-mail list of about 300 people. It costs him about $7,000 to print each issue, and he said he raised all the money himself for the first issue, which included two poems by Adrienne Rich. (He pays $25 a poem and $50 to $100 for a story.)</w:t>
-        <w:br/>
-        <w:t xml:space="preserve"> ''I figured if people can make independent films on a credit card, I can charge a literary magazine on a credit card,'' said Mr. Flowers, who has worked as an editorial assistant at Scribner and at Anchor/Doubleday. Now an associate editor at the Academy of American Poets, he noted that at least two of his colleagues there have also started literary magazines. </w:t>
-        <w:br/>
-        <w:t xml:space="preserve"> ''I know the N.E.A. came out with the 'reading at risk' report,'' he said, referring to the National Education Association, ''but there's a huge audience for readers, from the book clubs to Oprah. It's more diverse, too: you have Asian writers, you have gay writers, you have experimental writers. It's a very vibrant scene.''</w:t>
-        <w:br/>
+        <w:t xml:space="preserve">  If he is right, Mr. Obama could gain an edge beginning this week.</w:t>
         <w:br/>
         <w:br/>
         <w:t>http://www.nytimes.com</w:t>
@@ -105,7 +100,7 @@
         <w:br/>
         <w:t xml:space="preserve"> </w:t>
         <w:br/>
-        <w:t>Photo: Wendy Lesser, editor of the enduring Threepenny Review. (Photo by Sara Krulwich/The New York Times)</w:t>
+        <w:t>DRAWING (DRAWING BY STUART GOLDENBERG)</w:t>
       </w:r>
     </w:p>
     <w:sectPr>
